--- a/idp-local/IDP_Local_安裝指南.docx
+++ b/idp-local/IDP_Local_安裝指南.docx
@@ -5769,7 +5769,23 @@
           <w:sz w:val="19"/>
           <w:szCs w:val="19"/>
         </w:rPr>
-        <w:t xml:space="preserve">svc-alpha 和 svc-beta 程式碼品質檢查 + 測試（並行執行）</w:t>
+        <w:t xml:space="preserve">svc-alpha 和 svc-beta 程式碼品質檢查 + 測試</w:t>
+      </w:r>
+      <w:ins w:id="401" w:author="Claude" w:date="2026-05-06T00:00:00Z">
+        <w:r>
+          <w:rPr>
+            <w:sz w:val="19"/>
+            <w:szCs w:val="19"/>
+          </w:rPr>
+          <w:t xml:space="preserve"> + 相依套件稽核</w:t>
+        </w:r>
+      </w:ins>
+      <w:r>
+        <w:rPr>
+          <w:sz w:val="19"/>
+          <w:szCs w:val="19"/>
+        </w:rPr>
+        <w:t xml:space="preserve">（並行執行）</w:t>
       </w:r>
     </w:p>
     <w:p>
@@ -5786,7 +5802,32 @@
           <w:sz w:val="19"/>
           <w:szCs w:val="19"/>
         </w:rPr>
-        <w:t xml:space="preserve">四個映像檔的 Docker 建置冒煙測試</w:t>
+        <w:t xml:space="preserve">四個映像檔的 Docker 建置</w:t>
+      </w:r>
+      <w:del w:id="402" w:author="Claude" w:date="2026-05-06T00:00:00Z">
+        <w:r>
+          <w:rPr>
+            <w:sz w:val="19"/>
+            <w:szCs w:val="19"/>
+          </w:rPr>
+          <w:delText xml:space="preserve">冒煙測試</w:delText>
+        </w:r>
+      </w:del>
+      <w:ins w:id="403" w:author="Claude" w:date="2026-05-06T00:00:00Z">
+        <w:r>
+          <w:rPr>
+            <w:sz w:val="19"/>
+            <w:szCs w:val="19"/>
+          </w:rPr>
+          <w:t xml:space="preserve"> + Trivy 容器掃描</w:t>
+        </w:r>
+      </w:ins>
+      <w:r>
+        <w:rPr>
+          <w:sz w:val="19"/>
+          <w:szCs w:val="19"/>
+        </w:rPr>
+        <w:t xml:space="preserve"/>
       </w:r>
     </w:p>
     <w:p>
@@ -5839,6 +5880,158 @@
         </w:rPr>
         <w:t xml:space="preserve">YAML 格式驗證</w:t>
       </w:r>
+    </w:p>
+    <w:p>
+      <w:pPr>
+        <w:pStyle w:val="ListParagraph"/>
+        <w:numPr>
+          <w:ilvl w:val="0"/>
+          <w:numId w:val="1"/>
+        </w:numPr>
+        <w:spacing w:after="60"/>
+        <w:rPr>
+          <w:ins w:id="404" w:author="Claude" w:date="2026-05-06T00:00:00Z"/>
+        </w:rPr>
+      </w:pPr>
+      <w:ins w:id="405" w:author="Claude" w:date="2026-05-06T00:00:00Z">
+        <w:r>
+          <w:rPr>
+            <w:sz w:val="19"/>
+            <w:szCs w:val="19"/>
+          </w:rPr>
+          <w:t xml:space="preserve">正式環境部署閘道——需由 GitHub Environment「production」中的指定審核人員手動核准；僅適用於推送至 main（SOC2 CC8.2）</w:t>
+        </w:r>
+      </w:ins>
+    </w:p>
+    <w:p>
+      <w:pPr>
+        <w:pStyle w:val="Heading2"/>
+        <w:spacing w:after="80" w:before="240"/>
+        <w:rPr>
+          <w:ins w:id="406" w:author="Claude" w:date="2026-05-06T00:00:00Z"/>
+          <w:b/>
+          <w:bCs/>
+          <w:color w:val="2F5496"/>
+          <w:sz w:val="26"/>
+          <w:szCs w:val="26"/>
+        </w:rPr>
+      </w:pPr>
+      <w:ins w:id="407" w:author="Claude" w:date="2026-05-06T00:00:00Z">
+        <w:r>
+          <w:rPr>
+            <w:b/>
+            <w:bCs/>
+            <w:color w:val="2F5496"/>
+            <w:sz w:val="26"/>
+            <w:szCs w:val="26"/>
+          </w:rPr>
+          <w:t xml:space="preserve">7.6　GitHub Environment 設定（一次性設定，deploy-gate 閘道必要條件）</w:t>
+        </w:r>
+      </w:ins>
+    </w:p>
+    <w:p>
+      <w:pPr>
+        <w:spacing w:after="100"/>
+        <w:rPr>
+          <w:ins w:id="408" w:author="Claude" w:date="2026-05-06T00:00:00Z"/>
+          <w:sz w:val="19"/>
+          <w:szCs w:val="19"/>
+        </w:rPr>
+      </w:pPr>
+      <w:ins w:id="409" w:author="Claude" w:date="2026-05-06T00:00:00Z">
+        <w:r>
+          <w:rPr>
+            <w:sz w:val="19"/>
+            <w:szCs w:val="19"/>
+          </w:rPr>
+          <w:t xml:space="preserve">deploy-gate CI 任務在每次推送至 main 時暫停，等待指定審核人員核准。此功能需要一個名為「production」且至少設定一位必要審核人員的 GitHub Environment。設定步驟如下：</w:t>
+        </w:r>
+      </w:ins>
+    </w:p>
+    <w:p>
+      <w:pPr>
+        <w:pStyle w:val="ListParagraph"/>
+        <w:numPr>
+          <w:ilvl w:val="0"/>
+          <w:numId w:val="2"/>
+        </w:numPr>
+        <w:spacing w:after="60"/>
+        <w:rPr>
+          <w:ins w:id="410" w:author="Claude" w:date="2026-05-06T00:00:00Z"/>
+        </w:rPr>
+      </w:pPr>
+      <w:ins w:id="411" w:author="Claude" w:date="2026-05-06T00:00:00Z">
+        <w:r>
+          <w:rPr>
+            <w:sz w:val="19"/>
+            <w:szCs w:val="19"/>
+          </w:rPr>
+          <w:t xml:space="preserve">開啟 GitHub 儲存庫 → Settings → Environments → New environment</w:t>
+        </w:r>
+      </w:ins>
+    </w:p>
+    <w:p>
+      <w:pPr>
+        <w:pStyle w:val="ListParagraph"/>
+        <w:numPr>
+          <w:ilvl w:val="0"/>
+          <w:numId w:val="2"/>
+        </w:numPr>
+        <w:spacing w:after="60"/>
+        <w:rPr>
+          <w:ins w:id="412" w:author="Claude" w:date="2026-05-06T00:00:00Z"/>
+        </w:rPr>
+      </w:pPr>
+      <w:ins w:id="413" w:author="Claude" w:date="2026-05-06T00:00:00Z">
+        <w:r>
+          <w:rPr>
+            <w:sz w:val="19"/>
+            <w:szCs w:val="19"/>
+          </w:rPr>
+          <w:t xml:space="preserve">命名為 production（拼寫須完全一致，CI 工作流程直接參照此名稱）</w:t>
+        </w:r>
+      </w:ins>
+    </w:p>
+    <w:p>
+      <w:pPr>
+        <w:pStyle w:val="ListParagraph"/>
+        <w:numPr>
+          <w:ilvl w:val="0"/>
+          <w:numId w:val="2"/>
+        </w:numPr>
+        <w:spacing w:after="60"/>
+        <w:rPr>
+          <w:ins w:id="414" w:author="Claude" w:date="2026-05-06T00:00:00Z"/>
+        </w:rPr>
+      </w:pPr>
+      <w:ins w:id="415" w:author="Claude" w:date="2026-05-06T00:00:00Z">
+        <w:r>
+          <w:rPr>
+            <w:sz w:val="19"/>
+            <w:szCs w:val="19"/>
+          </w:rPr>
+          <w:t xml:space="preserve">於「Required reviewers」中新增至少一位 GitHub 使用者或團隊，點擊「Save protection rules」</w:t>
+        </w:r>
+      </w:ins>
+    </w:p>
+    <w:p>
+      <w:pPr>
+        <w:spacing w:after="100"/>
+        <w:rPr>
+          <w:ins w:id="416" w:author="Claude" w:date="2026-05-06T00:00:00Z"/>
+          <w:sz w:val="19"/>
+          <w:szCs w:val="19"/>
+        </w:rPr>
+      </w:pPr>
+      <w:ins w:id="417" w:author="Claude" w:date="2026-05-06T00:00:00Z">
+        <w:r>
+          <w:rPr>
+            <w:sz w:val="19"/>
+            <w:szCs w:val="19"/>
+          </w:rPr>
+          <w:t xml:space="preserve">設定完成後，每次推送至 main 都會觸發「正式環境部署閘道」核准請求。審核人員身份、核准時間戳記及 Commit SHA 將永久儲存於 GitHub Actions 執行日誌中，作為 SOC2 CC8.2 變更核准的稽核證據。</w:t>
+        </w:r>
+      </w:ins>
     </w:p>
     <w:p>
       <w:pPr>
